--- a/lab2/data_and_order/Лаба 1_04.docx
+++ b/lab2/data_and_order/Лаба 1_04.docx
@@ -239,7 +239,7 @@
           </mc:Choice>
           <mc:Fallback>
             <w:pict>
-              <v:group w14:anchorId="368667C8" id="Group 2" o:spid="_x0000_s1026" style="width:510.8pt;height:2.1pt;mso-position-horizontal-relative:char;mso-position-vertical-relative:line" coordsize="64871,266" o:gfxdata="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">
+              <v:group w14:anchorId="77728B57" id="Group 2" o:spid="_x0000_s1026" style="width:510.8pt;height:2.1pt;mso-position-horizontal-relative:char;mso-position-vertical-relative:line" coordsize="64871,266" o:gfxdata="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">
                 <v:shape id="Graphic 3" o:spid="_x0000_s1027" style="position:absolute;width:64871;height:266;visibility:visible;mso-wrap-style:square;v-text-anchor:top" coordsize="6487160,26670" o:gfxdata="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" path="m6486889,l,,,26056r6486889,l6486889,xe" fillcolor="black" stroked="f">
                   <v:path arrowok="t"/>
                 </v:shape>
@@ -794,7 +794,7 @@
           </mc:Choice>
           <mc:Fallback>
             <w:pict>
-              <v:group w14:anchorId="6E0EB1FB" id="Group 4" o:spid="_x0000_s1026" style="width:510.8pt;height:1pt;mso-position-horizontal-relative:char;mso-position-vertical-relative:line" coordsize="64871,127" o:gfxdata="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">
+              <v:group w14:anchorId="09ADF831" id="Group 4" o:spid="_x0000_s1026" style="width:510.8pt;height:1pt;mso-position-horizontal-relative:char;mso-position-vertical-relative:line" coordsize="64871,127" o:gfxdata="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">
                 <v:shape id="Graphic 5" o:spid="_x0000_s1027" style="position:absolute;width:64871;height:127;visibility:visible;mso-wrap-style:square;v-text-anchor:top" coordsize="6487160,12700" o:gfxdata="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" path="m6486889,l,,,12075r6486889,l6486889,xe" fillcolor="black" stroked="f">
                   <v:path arrowok="t"/>
                 </v:shape>
@@ -914,7 +914,7 @@
           </mc:Choice>
           <mc:Fallback>
             <w:pict>
-              <v:group w14:anchorId="35BDAF85" id="Group 6" o:spid="_x0000_s1026" style="width:510.8pt;height:1pt;mso-position-horizontal-relative:char;mso-position-vertical-relative:line" coordsize="64871,127" o:gfxdata="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">
+              <v:group w14:anchorId="3551B1E5" id="Group 6" o:spid="_x0000_s1026" style="width:510.8pt;height:1pt;mso-position-horizontal-relative:char;mso-position-vertical-relative:line" coordsize="64871,127" o:gfxdata="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">
                 <v:shape id="Graphic 7" o:spid="_x0000_s1027" style="position:absolute;width:64871;height:127;visibility:visible;mso-wrap-style:square;v-text-anchor:top" coordsize="6487160,12700" o:gfxdata="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" path="m6486889,l,,,12075r6486889,l6486889,xe" fillcolor="black" stroked="f">
                   <v:path arrowok="t"/>
                 </v:shape>
@@ -9213,21 +9213,7 @@
                   <w:rFonts w:ascii="Cambria Math" w:hAnsi="Cambria Math"/>
                   <w:lang w:val="en-US"/>
                 </w:rPr>
-                <m:t>0,</m:t>
-              </m:r>
-              <m:r>
-                <w:rPr>
-                  <w:rFonts w:ascii="Cambria Math" w:hAnsi="Cambria Math"/>
-                  <w:lang w:val="en-US"/>
-                </w:rPr>
-                <m:t>0</m:t>
-              </m:r>
-              <m:r>
-                <w:rPr>
-                  <w:rFonts w:ascii="Cambria Math" w:hAnsi="Cambria Math"/>
-                  <w:lang w:val="en-US"/>
-                </w:rPr>
-                <m:t>641</m:t>
+                <m:t>0,0641</m:t>
               </m:r>
               <m:r>
                 <w:rPr>
@@ -9286,21 +9272,7 @@
                   <w:rFonts w:ascii="Cambria Math" w:hAnsi="Cambria Math"/>
                   <w:lang w:val="en-US"/>
                 </w:rPr>
-                <m:t>6,</m:t>
-              </m:r>
-              <m:r>
-                <w:rPr>
-                  <w:rFonts w:ascii="Cambria Math" w:hAnsi="Cambria Math"/>
-                  <w:lang w:val="en-US"/>
-                </w:rPr>
-                <m:t>0</m:t>
-              </m:r>
-              <m:r>
-                <w:rPr>
-                  <w:rFonts w:ascii="Cambria Math" w:hAnsi="Cambria Math"/>
-                  <w:lang w:val="en-US"/>
-                </w:rPr>
-                <m:t>41с</m:t>
+                <m:t>6,041с</m:t>
               </m:r>
               <m:r>
                 <w:rPr>
@@ -9373,19 +9345,7 @@
                 <w:rPr>
                   <w:rFonts w:ascii="Cambria Math" w:hAnsi="Cambria Math"/>
                 </w:rPr>
-                <m:t>0,</m:t>
-              </m:r>
-              <m:r>
-                <w:rPr>
-                  <w:rFonts w:ascii="Cambria Math" w:hAnsi="Cambria Math"/>
-                </w:rPr>
-                <m:t>0</m:t>
-              </m:r>
-              <m:r>
-                <w:rPr>
-                  <w:rFonts w:ascii="Cambria Math" w:hAnsi="Cambria Math"/>
-                </w:rPr>
-                <m:t>641</m:t>
+                <m:t>0,0641</m:t>
               </m:r>
             </m:num>
             <m:den>
@@ -13806,15 +13766,26 @@
           <w:sz w:val="20"/>
         </w:rPr>
       </w:pPr>
+    </w:p>
+    <w:p>
+      <w:pPr>
+        <w:pStyle w:val="a3"/>
+        <w:spacing w:before="18"/>
+        <w:rPr>
+          <w:rFonts w:ascii="Cambria"/>
+          <w:b/>
+          <w:sz w:val="20"/>
+        </w:rPr>
+      </w:pPr>
       <w:r>
         <w:rPr>
           <w:noProof/>
         </w:rPr>
         <w:drawing>
-          <wp:inline distT="0" distB="0" distL="0" distR="0" wp14:anchorId="470F612D" wp14:editId="340FE021">
+          <wp:inline distT="0" distB="0" distL="0" distR="0" wp14:anchorId="532E9F58" wp14:editId="53FE65E7">
             <wp:extent cx="6507957" cy="3709988"/>
             <wp:effectExtent l="0" t="0" r="7620" b="5080"/>
-            <wp:docPr id="1497245563" name="Диаграмма 1">
+            <wp:docPr id="1206036795" name="Диаграмма 1">
               <a:extLst xmlns:a="http://schemas.openxmlformats.org/drawingml/2006/main">
                 <a:ext uri="{FF2B5EF4-FFF2-40B4-BE49-F238E27FC236}">
                   <a16:creationId xmlns:a16="http://schemas.microsoft.com/office/drawing/2014/main" id="{FB4A6A24-3817-4EBA-4801-E0219691D110}"/>
@@ -13834,40 +13805,13 @@
     <w:p>
       <w:pPr>
         <w:pStyle w:val="a3"/>
-        <w:spacing w:before="242"/>
-        <w:ind w:right="282"/>
-        <w:jc w:val="center"/>
-      </w:pPr>
-      <w:r>
-        <w:t>Рисунок</w:t>
-      </w:r>
-      <w:r>
-        <w:rPr>
-          <w:spacing w:val="35"/>
-        </w:rPr>
-        <w:t xml:space="preserve"> </w:t>
-      </w:r>
-      <w:r>
-        <w:t>2</w:t>
-      </w:r>
-      <w:r>
-        <w:rPr>
-          <w:spacing w:val="36"/>
-        </w:rPr>
-        <w:t xml:space="preserve"> </w:t>
-      </w:r>
-      <w:r>
-        <w:t>—</w:t>
-      </w:r>
-      <w:r>
-        <w:rPr>
-          <w:spacing w:val="36"/>
-        </w:rPr>
-        <w:t xml:space="preserve"> </w:t>
-      </w:r>
-      <w:r>
-        <w:t>Зависимость момента силы от углового ускорения</w:t>
-      </w:r>
+        <w:spacing w:before="18"/>
+        <w:rPr>
+          <w:rFonts w:ascii="Cambria"/>
+          <w:b/>
+          <w:sz w:val="20"/>
+        </w:rPr>
+      </w:pPr>
     </w:p>
     <w:p>
       <w:pPr>
@@ -13877,15 +13821,61 @@
         <w:jc w:val="center"/>
       </w:pPr>
       <w:r>
+        <w:t>Рисунок</w:t>
+      </w:r>
+      <w:r>
+        <w:rPr>
+          <w:spacing w:val="35"/>
+        </w:rPr>
+        <w:t xml:space="preserve"> </w:t>
+      </w:r>
+      <w:r>
+        <w:t>2</w:t>
+      </w:r>
+      <w:r>
+        <w:rPr>
+          <w:spacing w:val="36"/>
+        </w:rPr>
+        <w:t xml:space="preserve"> </w:t>
+      </w:r>
+      <w:r>
+        <w:t>—</w:t>
+      </w:r>
+      <w:r>
+        <w:rPr>
+          <w:spacing w:val="36"/>
+        </w:rPr>
+        <w:t xml:space="preserve"> </w:t>
+      </w:r>
+      <w:r>
+        <w:t>Зависимость момента силы от углового ускорения</w:t>
+      </w:r>
+    </w:p>
+    <w:p>
+      <w:pPr>
+        <w:pStyle w:val="a3"/>
+        <w:spacing w:before="242"/>
+        <w:ind w:right="282"/>
+        <w:jc w:val="center"/>
+      </w:pPr>
+    </w:p>
+    <w:p>
+      <w:pPr>
+        <w:pStyle w:val="a3"/>
+        <w:spacing w:before="242"/>
+        <w:ind w:right="282"/>
+        <w:jc w:val="center"/>
+      </w:pPr>
+      <w:r>
         <w:rPr>
           <w:noProof/>
         </w:rPr>
         <w:lastRenderedPageBreak/>
         <w:drawing>
-          <wp:inline distT="0" distB="0" distL="0" distR="0" wp14:anchorId="23FDD34C" wp14:editId="5B9FBD42">
+          <wp:inline distT="0" distB="0" distL="0" distR="0" wp14:anchorId="13D53ABE" wp14:editId="00491D4B">
             <wp:extent cx="4572000" cy="2743200"/>
             <wp:effectExtent l="0" t="0" r="0" b="0"/>
-            <wp:docPr id="1176382415" name="Диаграмма 1">
+            <wp:docPr id="722704326" name="Диаграмма 1">
               <a:extLst xmlns:a="http://schemas.openxmlformats.org/drawingml/2006/main">
                 <a:ext uri="{FF2B5EF4-FFF2-40B4-BE49-F238E27FC236}">
                   <a16:creationId xmlns:a16="http://schemas.microsoft.com/office/drawing/2014/main" id="{0656D0E9-78A8-1CE7-D9D2-28169C1DED54}"/>
@@ -16777,7 +16767,7 @@
     </w:pPr>
     <w:rPr>
       <w:rFonts w:asciiTheme="majorHAnsi" w:eastAsiaTheme="majorEastAsia" w:hAnsiTheme="majorHAnsi" w:cstheme="majorBidi"/>
-      <w:color w:val="243F60" w:themeColor="accent1" w:themeShade="7F"/>
+      <w:color w:val="6E6E6E" w:themeColor="accent1" w:themeShade="7F"/>
       <w:sz w:val="24"/>
       <w:szCs w:val="24"/>
     </w:rPr>
@@ -16956,7 +16946,7 @@
     <w:rsid w:val="002D10DD"/>
     <w:rPr>
       <w:rFonts w:asciiTheme="majorHAnsi" w:eastAsiaTheme="majorEastAsia" w:hAnsiTheme="majorHAnsi" w:cstheme="majorBidi"/>
-      <w:color w:val="243F60" w:themeColor="accent1" w:themeShade="7F"/>
+      <w:color w:val="6E6E6E" w:themeColor="accent1" w:themeShade="7F"/>
       <w:sz w:val="24"/>
       <w:szCs w:val="24"/>
       <w:lang w:val="ru-RU"/>
@@ -17061,16 +17051,14 @@
     <c:plotArea>
       <c:layout/>
       <c:scatterChart>
-        <c:scatterStyle val="smoothMarker"/>
+        <c:scatterStyle val="lineMarker"/>
         <c:varyColors val="0"/>
         <c:ser>
           <c:idx val="0"/>
           <c:order val="0"/>
           <c:spPr>
-            <a:ln w="19050" cap="rnd">
-              <a:solidFill>
-                <a:schemeClr val="accent1"/>
-              </a:solidFill>
+            <a:ln w="25400" cap="rnd">
+              <a:noFill/>
               <a:round/>
             </a:ln>
             <a:effectLst/>
@@ -17102,43 +17090,7 @@
             </c:spPr>
             <c:trendlineType val="linear"/>
             <c:dispRSqr val="0"/>
-            <c:dispEq val="1"/>
-            <c:trendlineLbl>
-              <c:layout>
-                <c:manualLayout>
-                  <c:x val="0.10509798775153106"/>
-                  <c:y val="0.12486220472440945"/>
-                </c:manualLayout>
-              </c:layout>
-              <c:numFmt formatCode="General" sourceLinked="0"/>
-              <c:spPr>
-                <a:noFill/>
-                <a:ln>
-                  <a:noFill/>
-                </a:ln>
-                <a:effectLst/>
-              </c:spPr>
-              <c:txPr>
-                <a:bodyPr rot="0" spcFirstLastPara="1" vertOverflow="ellipsis" vert="horz" wrap="square" anchor="ctr" anchorCtr="1"/>
-                <a:lstStyle/>
-                <a:p>
-                  <a:pPr>
-                    <a:defRPr sz="900" b="0" i="0" u="none" strike="noStrike" kern="1200" baseline="0">
-                      <a:solidFill>
-                        <a:schemeClr val="tx1">
-                          <a:lumMod val="65000"/>
-                          <a:lumOff val="35000"/>
-                        </a:schemeClr>
-                      </a:solidFill>
-                      <a:latin typeface="+mn-lt"/>
-                      <a:ea typeface="+mn-ea"/>
-                      <a:cs typeface="+mn-cs"/>
-                    </a:defRPr>
-                  </a:pPr>
-                  <a:endParaRPr lang="ru-RU"/>
-                </a:p>
-              </c:txPr>
-            </c:trendlineLbl>
+            <c:dispEq val="0"/>
           </c:trendline>
           <c:xVal>
             <c:numRef>
@@ -17182,10 +17134,10 @@
               </c:numCache>
             </c:numRef>
           </c:yVal>
-          <c:smooth val="1"/>
+          <c:smooth val="0"/>
           <c:extLst>
             <c:ext xmlns:c16="http://schemas.microsoft.com/office/drawing/2014/chart" uri="{C3380CC4-5D6E-409C-BE32-E72D297353CC}">
-              <c16:uniqueId val="{00000001-6A17-4FD1-B47D-E7F3A458DC32}"/>
+              <c16:uniqueId val="{00000001-9600-44C3-B698-B60B480FAC82}"/>
             </c:ext>
           </c:extLst>
         </c:ser>
@@ -17196,10 +17148,8 @@
             <c:v>2 ряд</c:v>
           </c:tx>
           <c:spPr>
-            <a:ln w="19050" cap="rnd">
-              <a:solidFill>
-                <a:schemeClr val="accent2"/>
-              </a:solidFill>
+            <a:ln w="25400" cap="rnd">
+              <a:noFill/>
               <a:round/>
             </a:ln>
             <a:effectLst/>
@@ -17231,43 +17181,7 @@
             </c:spPr>
             <c:trendlineType val="linear"/>
             <c:dispRSqr val="0"/>
-            <c:dispEq val="1"/>
-            <c:trendlineLbl>
-              <c:layout>
-                <c:manualLayout>
-                  <c:x val="-4.1219378827646543E-2"/>
-                  <c:y val="9.9087926509186353E-2"/>
-                </c:manualLayout>
-              </c:layout>
-              <c:numFmt formatCode="General" sourceLinked="0"/>
-              <c:spPr>
-                <a:noFill/>
-                <a:ln>
-                  <a:noFill/>
-                </a:ln>
-                <a:effectLst/>
-              </c:spPr>
-              <c:txPr>
-                <a:bodyPr rot="0" spcFirstLastPara="1" vertOverflow="ellipsis" vert="horz" wrap="square" anchor="ctr" anchorCtr="1"/>
-                <a:lstStyle/>
-                <a:p>
-                  <a:pPr>
-                    <a:defRPr sz="900" b="0" i="0" u="none" strike="noStrike" kern="1200" baseline="0">
-                      <a:solidFill>
-                        <a:schemeClr val="tx1">
-                          <a:lumMod val="65000"/>
-                          <a:lumOff val="35000"/>
-                        </a:schemeClr>
-                      </a:solidFill>
-                      <a:latin typeface="+mn-lt"/>
-                      <a:ea typeface="+mn-ea"/>
-                      <a:cs typeface="+mn-cs"/>
-                    </a:defRPr>
-                  </a:pPr>
-                  <a:endParaRPr lang="ru-RU"/>
-                </a:p>
-              </c:txPr>
-            </c:trendlineLbl>
+            <c:dispEq val="0"/>
           </c:trendline>
           <c:xVal>
             <c:numRef>
@@ -17311,10 +17225,10 @@
               </c:numCache>
             </c:numRef>
           </c:yVal>
-          <c:smooth val="1"/>
+          <c:smooth val="0"/>
           <c:extLst>
             <c:ext xmlns:c16="http://schemas.microsoft.com/office/drawing/2014/chart" uri="{C3380CC4-5D6E-409C-BE32-E72D297353CC}">
-              <c16:uniqueId val="{00000003-6A17-4FD1-B47D-E7F3A458DC32}"/>
+              <c16:uniqueId val="{00000003-9600-44C3-B698-B60B480FAC82}"/>
             </c:ext>
           </c:extLst>
         </c:ser>
@@ -17322,10 +17236,8 @@
           <c:idx val="2"/>
           <c:order val="2"/>
           <c:spPr>
-            <a:ln w="19050" cap="rnd">
-              <a:solidFill>
-                <a:schemeClr val="accent3"/>
-              </a:solidFill>
+            <a:ln w="25400" cap="rnd">
+              <a:noFill/>
               <a:round/>
             </a:ln>
             <a:effectLst/>
@@ -17357,37 +17269,7 @@
             </c:spPr>
             <c:trendlineType val="linear"/>
             <c:dispRSqr val="0"/>
-            <c:dispEq val="1"/>
-            <c:trendlineLbl>
-              <c:numFmt formatCode="General" sourceLinked="0"/>
-              <c:spPr>
-                <a:noFill/>
-                <a:ln>
-                  <a:noFill/>
-                </a:ln>
-                <a:effectLst/>
-              </c:spPr>
-              <c:txPr>
-                <a:bodyPr rot="0" spcFirstLastPara="1" vertOverflow="ellipsis" vert="horz" wrap="square" anchor="ctr" anchorCtr="1"/>
-                <a:lstStyle/>
-                <a:p>
-                  <a:pPr>
-                    <a:defRPr sz="900" b="0" i="0" u="none" strike="noStrike" kern="1200" baseline="0">
-                      <a:solidFill>
-                        <a:schemeClr val="tx1">
-                          <a:lumMod val="65000"/>
-                          <a:lumOff val="35000"/>
-                        </a:schemeClr>
-                      </a:solidFill>
-                      <a:latin typeface="+mn-lt"/>
-                      <a:ea typeface="+mn-ea"/>
-                      <a:cs typeface="+mn-cs"/>
-                    </a:defRPr>
-                  </a:pPr>
-                  <a:endParaRPr lang="ru-RU"/>
-                </a:p>
-              </c:txPr>
-            </c:trendlineLbl>
+            <c:dispEq val="0"/>
           </c:trendline>
           <c:xVal>
             <c:numRef>
@@ -17431,10 +17313,10 @@
               </c:numCache>
             </c:numRef>
           </c:yVal>
-          <c:smooth val="1"/>
+          <c:smooth val="0"/>
           <c:extLst>
             <c:ext xmlns:c16="http://schemas.microsoft.com/office/drawing/2014/chart" uri="{C3380CC4-5D6E-409C-BE32-E72D297353CC}">
-              <c16:uniqueId val="{00000005-6A17-4FD1-B47D-E7F3A458DC32}"/>
+              <c16:uniqueId val="{00000005-9600-44C3-B698-B60B480FAC82}"/>
             </c:ext>
           </c:extLst>
         </c:ser>
@@ -17445,10 +17327,8 @@
             <c:v>ряд4</c:v>
           </c:tx>
           <c:spPr>
-            <a:ln w="19050" cap="rnd">
-              <a:solidFill>
-                <a:schemeClr val="accent4"/>
-              </a:solidFill>
+            <a:ln w="25400" cap="rnd">
+              <a:noFill/>
               <a:round/>
             </a:ln>
             <a:effectLst/>
@@ -17480,43 +17360,7 @@
             </c:spPr>
             <c:trendlineType val="linear"/>
             <c:dispRSqr val="0"/>
-            <c:dispEq val="1"/>
-            <c:trendlineLbl>
-              <c:layout>
-                <c:manualLayout>
-                  <c:x val="-0.11495713035870517"/>
-                  <c:y val="0.13614209682123068"/>
-                </c:manualLayout>
-              </c:layout>
-              <c:numFmt formatCode="General" sourceLinked="0"/>
-              <c:spPr>
-                <a:noFill/>
-                <a:ln>
-                  <a:noFill/>
-                </a:ln>
-                <a:effectLst/>
-              </c:spPr>
-              <c:txPr>
-                <a:bodyPr rot="0" spcFirstLastPara="1" vertOverflow="ellipsis" vert="horz" wrap="square" anchor="ctr" anchorCtr="1"/>
-                <a:lstStyle/>
-                <a:p>
-                  <a:pPr>
-                    <a:defRPr sz="900" b="0" i="0" u="none" strike="noStrike" kern="1200" baseline="0">
-                      <a:solidFill>
-                        <a:schemeClr val="tx1">
-                          <a:lumMod val="65000"/>
-                          <a:lumOff val="35000"/>
-                        </a:schemeClr>
-                      </a:solidFill>
-                      <a:latin typeface="+mn-lt"/>
-                      <a:ea typeface="+mn-ea"/>
-                      <a:cs typeface="+mn-cs"/>
-                    </a:defRPr>
-                  </a:pPr>
-                  <a:endParaRPr lang="ru-RU"/>
-                </a:p>
-              </c:txPr>
-            </c:trendlineLbl>
+            <c:dispEq val="0"/>
           </c:trendline>
           <c:xVal>
             <c:numRef>
@@ -17560,10 +17404,10 @@
               </c:numCache>
             </c:numRef>
           </c:yVal>
-          <c:smooth val="1"/>
+          <c:smooth val="0"/>
           <c:extLst>
             <c:ext xmlns:c16="http://schemas.microsoft.com/office/drawing/2014/chart" uri="{C3380CC4-5D6E-409C-BE32-E72D297353CC}">
-              <c16:uniqueId val="{00000007-6A17-4FD1-B47D-E7F3A458DC32}"/>
+              <c16:uniqueId val="{00000007-9600-44C3-B698-B60B480FAC82}"/>
             </c:ext>
           </c:extLst>
         </c:ser>
@@ -17618,7 +17462,7 @@
                 <a:r>
                   <a:rPr lang="el-GR">
                     <a:solidFill>
-                      <a:srgbClr val="FF0000"/>
+                      <a:sysClr val="windowText" lastClr="000000"/>
                     </a:solidFill>
                   </a:rPr>
                   <a:t>ε (</a:t>
@@ -17626,7 +17470,7 @@
                 <a:r>
                   <a:rPr lang="ru-RU">
                     <a:solidFill>
-                      <a:srgbClr val="FF0000"/>
+                      <a:sysClr val="windowText" lastClr="000000"/>
                     </a:solidFill>
                   </a:rPr>
                   <a:t>рад/с²)</a:t>
@@ -17749,7 +17593,7 @@
                 <a:r>
                   <a:rPr lang="en-US">
                     <a:solidFill>
-                      <a:srgbClr val="FF0000"/>
+                      <a:sysClr val="windowText" lastClr="000000"/>
                     </a:solidFill>
                   </a:rPr>
                   <a:t>M (</a:t>
@@ -17757,7 +17601,7 @@
                 <a:r>
                   <a:rPr lang="ru-RU">
                     <a:solidFill>
-                      <a:srgbClr val="FF0000"/>
+                      <a:sysClr val="windowText" lastClr="000000"/>
                     </a:solidFill>
                   </a:rPr>
                   <a:t>Н·м)</a:t>
@@ -17973,16 +17817,14 @@
     <c:plotArea>
       <c:layout/>
       <c:scatterChart>
-        <c:scatterStyle val="smoothMarker"/>
+        <c:scatterStyle val="lineMarker"/>
         <c:varyColors val="0"/>
         <c:ser>
           <c:idx val="0"/>
           <c:order val="0"/>
           <c:spPr>
-            <a:ln w="19050" cap="rnd">
-              <a:solidFill>
-                <a:schemeClr val="accent1"/>
-              </a:solidFill>
+            <a:ln w="25400" cap="rnd">
+              <a:noFill/>
               <a:round/>
             </a:ln>
             <a:effectLst/>
@@ -18014,43 +17856,7 @@
             </c:spPr>
             <c:trendlineType val="linear"/>
             <c:dispRSqr val="0"/>
-            <c:dispEq val="1"/>
-            <c:trendlineLbl>
-              <c:layout>
-                <c:manualLayout>
-                  <c:x val="-0.13481189851268591"/>
-                  <c:y val="3.6620370370370373E-2"/>
-                </c:manualLayout>
-              </c:layout>
-              <c:numFmt formatCode="General" sourceLinked="0"/>
-              <c:spPr>
-                <a:noFill/>
-                <a:ln>
-                  <a:noFill/>
-                </a:ln>
-                <a:effectLst/>
-              </c:spPr>
-              <c:txPr>
-                <a:bodyPr rot="0" spcFirstLastPara="1" vertOverflow="ellipsis" vert="horz" wrap="square" anchor="ctr" anchorCtr="1"/>
-                <a:lstStyle/>
-                <a:p>
-                  <a:pPr>
-                    <a:defRPr sz="900" b="0" i="0" u="none" strike="noStrike" kern="1200" baseline="0">
-                      <a:solidFill>
-                        <a:schemeClr val="tx1">
-                          <a:lumMod val="65000"/>
-                          <a:lumOff val="35000"/>
-                        </a:schemeClr>
-                      </a:solidFill>
-                      <a:latin typeface="+mn-lt"/>
-                      <a:ea typeface="+mn-ea"/>
-                      <a:cs typeface="+mn-cs"/>
-                    </a:defRPr>
-                  </a:pPr>
-                  <a:endParaRPr lang="ru-RU"/>
-                </a:p>
-              </c:txPr>
-            </c:trendlineLbl>
+            <c:dispEq val="0"/>
           </c:trendline>
           <c:xVal>
             <c:numRef>
@@ -18094,10 +17900,10 @@
               </c:numCache>
             </c:numRef>
           </c:yVal>
-          <c:smooth val="1"/>
+          <c:smooth val="0"/>
           <c:extLst>
             <c:ext xmlns:c16="http://schemas.microsoft.com/office/drawing/2014/chart" uri="{C3380CC4-5D6E-409C-BE32-E72D297353CC}">
-              <c16:uniqueId val="{00000001-403A-4A85-901E-C8BC61524ABF}"/>
+              <c16:uniqueId val="{00000001-E70A-4482-BB05-8B9759EE4A0E}"/>
             </c:ext>
           </c:extLst>
         </c:ser>
@@ -18152,7 +17958,7 @@
                 <a:r>
                   <a:rPr lang="en-US">
                     <a:solidFill>
-                      <a:srgbClr val="FF0000"/>
+                      <a:sysClr val="windowText" lastClr="000000"/>
                     </a:solidFill>
                   </a:rPr>
                   <a:t>R² (</a:t>
@@ -18160,7 +17966,7 @@
                 <a:r>
                   <a:rPr lang="ru-RU">
                     <a:solidFill>
-                      <a:srgbClr val="FF0000"/>
+                      <a:sysClr val="windowText" lastClr="000000"/>
                     </a:solidFill>
                   </a:rPr>
                   <a:t>м²)</a:t>
@@ -18275,7 +18081,7 @@
                 <a:r>
                   <a:rPr lang="en-US">
                     <a:solidFill>
-                      <a:srgbClr val="FF0000"/>
+                      <a:sysClr val="windowText" lastClr="000000"/>
                     </a:solidFill>
                   </a:rPr>
                   <a:t>I (</a:t>
@@ -18283,7 +18089,7 @@
                 <a:r>
                   <a:rPr lang="ru-RU">
                     <a:solidFill>
-                      <a:srgbClr val="FF0000"/>
+                      <a:sysClr val="windowText" lastClr="000000"/>
                     </a:solidFill>
                   </a:rPr>
                   <a:t>кг·м²)</a:t>
@@ -19523,7 +19329,7 @@
 <file path=word/theme/theme1.xml><?xml version="1.0" encoding="utf-8"?>
 <a:theme xmlns:a="http://schemas.openxmlformats.org/drawingml/2006/main" name="Office Theme">
   <a:themeElements>
-    <a:clrScheme name="Office">
+    <a:clrScheme name="Серая">
       <a:dk1>
         <a:sysClr val="windowText" lastClr="000000"/>
       </a:dk1>
@@ -19531,34 +19337,34 @@
         <a:sysClr val="window" lastClr="FFFFFF"/>
       </a:lt1>
       <a:dk2>
-        <a:srgbClr val="1F497D"/>
+        <a:srgbClr val="000000"/>
       </a:dk2>
       <a:lt2>
-        <a:srgbClr val="EEECE1"/>
+        <a:srgbClr val="F8F8F8"/>
       </a:lt2>
       <a:accent1>
-        <a:srgbClr val="4F81BD"/>
+        <a:srgbClr val="DDDDDD"/>
       </a:accent1>
       <a:accent2>
-        <a:srgbClr val="C0504D"/>
+        <a:srgbClr val="B2B2B2"/>
       </a:accent2>
       <a:accent3>
-        <a:srgbClr val="9BBB59"/>
+        <a:srgbClr val="969696"/>
       </a:accent3>
       <a:accent4>
-        <a:srgbClr val="8064A2"/>
+        <a:srgbClr val="808080"/>
       </a:accent4>
       <a:accent5>
-        <a:srgbClr val="4BACC6"/>
+        <a:srgbClr val="5F5F5F"/>
       </a:accent5>
       <a:accent6>
-        <a:srgbClr val="F79646"/>
+        <a:srgbClr val="4D4D4D"/>
       </a:accent6>
       <a:hlink>
-        <a:srgbClr val="0000FF"/>
+        <a:srgbClr val="5F5F5F"/>
       </a:hlink>
       <a:folHlink>
-        <a:srgbClr val="800080"/>
+        <a:srgbClr val="919191"/>
       </a:folHlink>
     </a:clrScheme>
     <a:fontScheme name="Office">
